--- a/docs/游时-说明文档.docx
+++ b/docs/游时-说明文档.docx
@@ -80,7 +80,7 @@
           <w:color w:val="666F84"/>
           <w:sz w:val="21"/>
         </w:rPr>
-        <w:t>游时 GameTime · 桌面游戏时长记录器 · v1.0.0</w:t>
+        <w:t>游时 GameTime · 桌面游戏时长记录器 · v1.1.2</w:t>
       </w:r>
     </w:p>
     <w:tbl>
@@ -279,7 +279,7 @@
                 <w:color w:val="1B202E"/>
                 <w:sz w:val="18"/>
               </w:rPr>
-              <w:t>1.0.0</w:t>
+              <w:t>1.1.2</w:t>
             </w:r>
           </w:p>
         </w:tc>
@@ -603,7 +603,7 @@
           <w:color w:val="1B202E"/>
           <w:sz w:val="21"/>
         </w:rPr>
-        <w:t>想了解“为什么不会出现未知游戏”：阅读 2.7 与 5.4。</w:t>
+        <w:t>想了解“为什么不会出现未知游戏”：阅读 2.7 与 5.6。</w:t>
       </w:r>
     </w:p>
     <w:p>
@@ -1144,7 +1144,7 @@
           <w:color w:val="1B202E"/>
           <w:sz w:val="21"/>
         </w:rPr>
-        <w:t>游时是一款本地优先的 Windows 桌面游戏助手，专注记录非 Steam / Epic 游戏的游玩时长。它不试图取代游戏平台，也不做自动发现：用户手动添加哪一款游戏，它才记录哪一款。这种克制的边界，让数据准确、界面简单，也让卸载后的历史处理更可控。</w:t>
+        <w:t>游时是一款本地优先的 Windows 桌面游戏助手，专注记录游戏库中的桌面游戏时长。你可以手动选择游戏 exe，也可以扫描 Steam、Epic 与常见 Games 目录，确认候选后再加入。扫描不会静默把结果塞进库，这种边界让数据准确、界面简单，也让卸载后的历史处理更可控。</w:t>
       </w:r>
     </w:p>
     <w:p>
@@ -1271,7 +1271,7 @@
                 <w:color w:val="1B202E"/>
                 <w:sz w:val="18"/>
               </w:rPr>
-              <w:t>手动添加，不做游戏发现</w:t>
+              <w:t>添加可控</w:t>
             </w:r>
           </w:p>
         </w:tc>
@@ -1298,7 +1298,7 @@
                 <w:color w:val="1B202E"/>
                 <w:sz w:val="18"/>
               </w:rPr>
-              <w:t>游戏库只包含用户主动添加的条目；进程扫描只用于判断已知 exe 是否运行</w:t>
+              <w:t>手动选择，或扫描后勾选确认；绝不静默加入未确认候选</w:t>
             </w:r>
           </w:p>
         </w:tc>
@@ -1451,6 +1451,66 @@
                 <w:color w:val="1B202E"/>
                 <w:sz w:val="18"/>
               </w:rPr>
+              <w:t>外观可适应</w:t>
+            </w:r>
+          </w:p>
+        </w:tc>
+        <w:tc>
+          <w:tcPr>
+            <w:tcW w:type="dxa" w:w="6803"/>
+            <w:tcMar>
+              <w:top w:w="100" w:type="dxa"/>
+              <w:left w:w="130" w:type="dxa"/>
+              <w:bottom w:w="100" w:type="dxa"/>
+              <w:right w:w="130" w:type="dxa"/>
+            </w:tcMar>
+            <w:vAlign w:val="center"/>
+            <w:shd w:val="clear" w:color="auto" w:fill="F7F8FC"/>
+          </w:tcPr>
+          <w:p>
+            <w:pPr>
+              <w:keepNext/>
+              <w:spacing w:after="0" w:line="269" w:lineRule="auto"/>
+            </w:pPr>
+            <w:r>
+              <w:rPr>
+                <w:rFonts w:ascii="Microsoft YaHei" w:hAnsi="Microsoft YaHei" w:eastAsia="Microsoft YaHei"/>
+                <w:b w:val="0"/>
+                <w:color w:val="1B202E"/>
+                <w:sz w:val="18"/>
+              </w:rPr>
+              <w:t>深色 / 浅色 / 跟随系统，切换即时生效</w:t>
+            </w:r>
+          </w:p>
+        </w:tc>
+      </w:tr>
+      <w:tr>
+        <w:trPr>
+          <w:cantSplit/>
+        </w:trPr>
+        <w:tc>
+          <w:tcPr>
+            <w:tcW w:type="dxa" w:w="2551"/>
+            <w:tcMar>
+              <w:top w:w="100" w:type="dxa"/>
+              <w:left w:w="130" w:type="dxa"/>
+              <w:bottom w:w="100" w:type="dxa"/>
+              <w:right w:w="130" w:type="dxa"/>
+            </w:tcMar>
+            <w:vAlign w:val="center"/>
+          </w:tcPr>
+          <w:p>
+            <w:pPr>
+              <w:keepNext/>
+              <w:spacing w:after="0" w:line="269" w:lineRule="auto"/>
+            </w:pPr>
+            <w:r>
+              <w:rPr>
+                <w:rFonts w:ascii="Microsoft YaHei" w:hAnsi="Microsoft YaHei" w:eastAsia="Microsoft YaHei"/>
+                <w:b/>
+                <w:color w:val="1B202E"/>
+                <w:sz w:val="18"/>
+              </w:rPr>
               <w:t>本地优先</w:t>
             </w:r>
           </w:p>
@@ -1465,7 +1525,6 @@
               <w:right w:w="130" w:type="dxa"/>
             </w:tcMar>
             <w:vAlign w:val="center"/>
-            <w:shd w:val="clear" w:color="auto" w:fill="F7F8FC"/>
           </w:tcPr>
           <w:p>
             <w:pPr>
@@ -1498,6 +1557,7 @@
               <w:right w:w="130" w:type="dxa"/>
             </w:tcMar>
             <w:vAlign w:val="center"/>
+            <w:shd w:val="clear" w:color="auto" w:fill="F7F8FC"/>
           </w:tcPr>
           <w:p>
             <w:pPr>
@@ -1524,6 +1584,7 @@
               <w:right w:w="130" w:type="dxa"/>
             </w:tcMar>
             <w:vAlign w:val="center"/>
+            <w:shd w:val="clear" w:color="auto" w:fill="F7F8FC"/>
           </w:tcPr>
           <w:p>
             <w:pPr>
@@ -1649,7 +1710,7 @@
           <w:color w:val="5B47D6"/>
           <w:sz w:val="26"/>
         </w:rPr>
-        <w:t>2.1 手动添加</w:t>
+        <w:t>2.1 两种添加方式</w:t>
       </w:r>
     </w:p>
     <w:p>
@@ -1663,7 +1724,7 @@
           <w:color w:val="1B202E"/>
           <w:sz w:val="21"/>
         </w:rPr>
-        <w:t>在「添加游戏」中选择游戏的 .exe。游时会读取文件版本信息中的产品名作为默认名称，并从 exe 中提取图标永久缓存；提取失败时，用游戏名首字和品牌色生成封面。同一路径只能添加一次，路径校验在保存时进行。</w:t>
+        <w:t>方式 A：手动添加。在「添加游戏」中选择游戏的 .exe，游时读取版本信息中的产品名作为默认名称，并从 exe 提取图标永久缓存；提取失败时生成品牌色字母封面。同一路径只能添加一次。</w:t>
       </w:r>
     </w:p>
     <w:p>
@@ -1720,6 +1781,90 @@
           <w:sz w:val="17"/>
         </w:rPr>
         <w:t>图 2  添加游戏：名称、程序路径、备注与图标预览</w:t>
+      </w:r>
+    </w:p>
+    <w:p>
+      <w:pPr>
+        <w:spacing w:after="120" w:line="317" w:lineRule="auto"/>
+      </w:pPr>
+      <w:r>
+        <w:rPr>
+          <w:rFonts w:ascii="Microsoft YaHei" w:hAnsi="Microsoft YaHei" w:eastAsia="Microsoft YaHei"/>
+          <w:b w:val="0"/>
+          <w:color w:val="1B202E"/>
+          <w:sz w:val="21"/>
+        </w:rPr>
+        <w:t>方式 B：自动扫描后确认。从「游戏库」或「概览」点击「扫描游戏」，读取 Steam libraryfolders/appmanifest、Epic manifest、常见 Games 文件夹、用户添加的自定义目录，并默认全盘扫描所有本地固定磁盘。全盘扫描会跳过系统与缓存目录，按名称、层级、文件大小评分挑选候选，并过滤安装器、运行库、平台启动器和已知工具；结果必须勾选确认后才写入游戏库。</w:t>
+      </w:r>
+    </w:p>
+    <w:p>
+      <w:pPr>
+        <w:spacing w:after="120" w:line="317" w:lineRule="auto"/>
+      </w:pPr>
+      <w:r>
+        <w:rPr>
+          <w:rFonts w:ascii="Microsoft YaHei" w:hAnsi="Microsoft YaHei" w:eastAsia="Microsoft YaHei"/>
+          <w:b w:val="0"/>
+          <w:color w:val="666F84"/>
+          <w:sz w:val="21"/>
+        </w:rPr>
+        <w:t>实际例子：自定义安装的《以闪亮之名》位于 D:\APP2\Yslzm\...，快速扫描不会发现；全盘扫描可找到 Azure-Win64-Shipping.exe，并结合注册表名称显示为「以闪亮之名」。全盘扫描默认开启，取消勾选可只做快速扫描。</w:t>
+      </w:r>
+    </w:p>
+    <w:p>
+      <w:pPr>
+        <w:keepNext/>
+        <w:spacing w:before="80" w:after="60"/>
+        <w:jc w:val="center"/>
+      </w:pPr>
+      <w:r>
+        <w:drawing>
+          <wp:inline xmlns:a="http://schemas.openxmlformats.org/drawingml/2006/main" xmlns:pic="http://schemas.openxmlformats.org/drawingml/2006/picture">
+            <wp:extent cx="5688000" cy="4550400"/>
+            <wp:docPr id="4" name="Picture 4"/>
+            <wp:cNvGraphicFramePr>
+              <a:graphicFrameLocks noChangeAspect="1"/>
+            </wp:cNvGraphicFramePr>
+            <a:graphic>
+              <a:graphicData uri="http://schemas.openxmlformats.org/drawingml/2006/picture">
+                <pic:pic>
+                  <pic:nvPicPr>
+                    <pic:cNvPr id="0" name="11-scan-games.png"/>
+                    <pic:cNvPicPr/>
+                  </pic:nvPicPr>
+                  <pic:blipFill>
+                    <a:blip r:embed="rId14"/>
+                    <a:stretch>
+                      <a:fillRect/>
+                    </a:stretch>
+                  </pic:blipFill>
+                  <pic:spPr>
+                    <a:xfrm>
+                      <a:off x="0" y="0"/>
+                      <a:ext cx="5688000" cy="4550400"/>
+                    </a:xfrm>
+                    <a:prstGeom prst="rect"/>
+                  </pic:spPr>
+                </pic:pic>
+              </a:graphicData>
+            </a:graphic>
+          </wp:inline>
+        </w:drawing>
+      </w:r>
+    </w:p>
+    <w:p>
+      <w:pPr>
+        <w:spacing w:after="200"/>
+        <w:jc w:val="center"/>
+      </w:pPr>
+      <w:r>
+        <w:rPr>
+          <w:rFonts w:ascii="Microsoft YaHei" w:hAnsi="Microsoft YaHei" w:eastAsia="Microsoft YaHei"/>
+          <w:b w:val="0"/>
+          <w:color w:val="666F84"/>
+          <w:sz w:val="17"/>
+        </w:rPr>
+        <w:t>图 3  扫描游戏：来源、候选、已添加状态与确认添加</w:t>
       </w:r>
     </w:p>
     <w:p>
@@ -2163,7 +2308,7 @@
         <w:drawing>
           <wp:inline xmlns:a="http://schemas.openxmlformats.org/drawingml/2006/main" xmlns:pic="http://schemas.openxmlformats.org/drawingml/2006/picture">
             <wp:extent cx="5832000" cy="3888000"/>
-            <wp:docPr id="4" name="Picture 4"/>
+            <wp:docPr id="5" name="Picture 5"/>
             <wp:cNvGraphicFramePr>
               <a:graphicFrameLocks noChangeAspect="1"/>
             </wp:cNvGraphicFramePr>
@@ -2175,7 +2320,7 @@
                     <pic:cNvPicPr/>
                   </pic:nvPicPr>
                   <pic:blipFill>
-                    <a:blip r:embed="rId14"/>
+                    <a:blip r:embed="rId15"/>
                     <a:stretch>
                       <a:fillRect/>
                     </a:stretch>
@@ -2206,7 +2351,7 @@
           <w:color w:val="666F84"/>
           <w:sz w:val="17"/>
         </w:rPr>
-        <w:t>图 3  游戏库：搜索、排序、计时中卡片与文件缺失卡片</w:t>
+        <w:t>图 4  游戏库：搜索、排序、计时中卡片与文件缺失卡片</w:t>
       </w:r>
     </w:p>
     <w:p>
@@ -2249,7 +2394,7 @@
         <w:drawing>
           <wp:inline xmlns:a="http://schemas.openxmlformats.org/drawingml/2006/main" xmlns:pic="http://schemas.openxmlformats.org/drawingml/2006/picture">
             <wp:extent cx="5328000" cy="4626947"/>
-            <wp:docPr id="5" name="Picture 5"/>
+            <wp:docPr id="6" name="Picture 6"/>
             <wp:cNvGraphicFramePr>
               <a:graphicFrameLocks noChangeAspect="1"/>
             </wp:cNvGraphicFramePr>
@@ -2261,7 +2406,7 @@
                     <pic:cNvPicPr/>
                   </pic:nvPicPr>
                   <pic:blipFill>
-                    <a:blip r:embed="rId15"/>
+                    <a:blip r:embed="rId16"/>
                     <a:stretch>
                       <a:fillRect/>
                     </a:stretch>
@@ -2292,7 +2437,7 @@
           <w:color w:val="666F84"/>
           <w:sz w:val="17"/>
         </w:rPr>
-        <w:t>图 4  详情：总时长、周趋势、会话历史与手动计时</w:t>
+        <w:t>图 5  详情：总时长、周趋势、会话历史与手动计时</w:t>
       </w:r>
     </w:p>
     <w:p>
@@ -2335,7 +2480,7 @@
         <w:drawing>
           <wp:inline xmlns:a="http://schemas.openxmlformats.org/drawingml/2006/main" xmlns:pic="http://schemas.openxmlformats.org/drawingml/2006/picture">
             <wp:extent cx="5832000" cy="3888000"/>
-            <wp:docPr id="6" name="Picture 6"/>
+            <wp:docPr id="7" name="Picture 7"/>
             <wp:cNvGraphicFramePr>
               <a:graphicFrameLocks noChangeAspect="1"/>
             </wp:cNvGraphicFramePr>
@@ -2344,92 +2489,6 @@
                 <pic:pic>
                   <pic:nvPicPr>
                     <pic:cNvPr id="0" name="03-stats.png"/>
-                    <pic:cNvPicPr/>
-                  </pic:nvPicPr>
-                  <pic:blipFill>
-                    <a:blip r:embed="rId16"/>
-                    <a:stretch>
-                      <a:fillRect/>
-                    </a:stretch>
-                  </pic:blipFill>
-                  <pic:spPr>
-                    <a:xfrm>
-                      <a:off x="0" y="0"/>
-                      <a:ext cx="5832000" cy="3888000"/>
-                    </a:xfrm>
-                    <a:prstGeom prst="rect"/>
-                  </pic:spPr>
-                </pic:pic>
-              </a:graphicData>
-            </a:graphic>
-          </wp:inline>
-        </w:drawing>
-      </w:r>
-    </w:p>
-    <w:p>
-      <w:pPr>
-        <w:spacing w:after="200"/>
-        <w:jc w:val="center"/>
-      </w:pPr>
-      <w:r>
-        <w:rPr>
-          <w:rFonts w:ascii="Microsoft YaHei" w:hAnsi="Microsoft YaHei" w:eastAsia="Microsoft YaHei"/>
-          <w:b w:val="0"/>
-          <w:color w:val="666F84"/>
-          <w:sz w:val="17"/>
-        </w:rPr>
-        <w:t>图 5  统计：今日 / 近 7 天 / 累计、14 天趋势与排行</w:t>
-      </w:r>
-    </w:p>
-    <w:p>
-      <w:pPr>
-        <w:pStyle w:val="Heading2"/>
-        <w:keepNext/>
-        <w:spacing w:before="240" w:after="80"/>
-      </w:pPr>
-      <w:r>
-        <w:rPr>
-          <w:rFonts w:ascii="Microsoft YaHei" w:hAnsi="Microsoft YaHei" w:eastAsia="Microsoft YaHei"/>
-          <w:b/>
-          <w:color w:val="5B47D6"/>
-          <w:sz w:val="26"/>
-        </w:rPr>
-        <w:t>2.6 托盘、设置与导出</w:t>
-      </w:r>
-    </w:p>
-    <w:p>
-      <w:pPr>
-        <w:spacing w:after="120" w:line="317" w:lineRule="auto"/>
-      </w:pPr>
-      <w:r>
-        <w:rPr>
-          <w:rFonts w:ascii="Microsoft YaHei" w:hAnsi="Microsoft YaHei" w:eastAsia="Microsoft YaHei"/>
-          <w:b w:val="0"/>
-          <w:color w:val="1B202E"/>
-          <w:sz w:val="21"/>
-        </w:rPr>
-        <w:t>关闭主窗口默认隐藏到托盘，计时继续；托盘菜单可打开主界面、查看计时状态或退出。设置页提供关闭到托盘、开机自启、启动时最小化、计时通知、打开数据目录与 CSV 导出。开机自启只写当前用户注册表，不需要管理员权限。</w:t>
-      </w:r>
-    </w:p>
-    <w:p>
-      <w:pPr>
-        <w:keepNext/>
-        <w:spacing w:before="80" w:after="60"/>
-        <w:jc w:val="center"/>
-      </w:pPr>
-      <w:r>
-        <w:drawing>
-          <wp:inline xmlns:a="http://schemas.openxmlformats.org/drawingml/2006/main" xmlns:pic="http://schemas.openxmlformats.org/drawingml/2006/picture">
-            <wp:extent cx="5832000" cy="3888000"/>
-            <wp:docPr id="7" name="Picture 7"/>
-            <wp:cNvGraphicFramePr>
-              <a:graphicFrameLocks noChangeAspect="1"/>
-            </wp:cNvGraphicFramePr>
-            <a:graphic>
-              <a:graphicData uri="http://schemas.openxmlformats.org/drawingml/2006/picture">
-                <pic:pic>
-                  <pic:nvPicPr>
-                    <pic:cNvPr id="0" name="04-settings.png"/>
                     <pic:cNvPicPr/>
                   </pic:nvPicPr>
                   <pic:blipFill>
@@ -2464,7 +2523,107 @@
           <w:color w:val="666F84"/>
           <w:sz w:val="17"/>
         </w:rPr>
-        <w:t>图 6  设置：托盘、开机自启、通知、数据与关于</w:t>
+        <w:t>图 6  统计：今日 / 近 7 天 / 累计、14 天趋势与排行</w:t>
+      </w:r>
+    </w:p>
+    <w:p>
+      <w:pPr>
+        <w:pStyle w:val="Heading2"/>
+        <w:keepNext/>
+        <w:spacing w:before="240" w:after="80"/>
+      </w:pPr>
+      <w:r>
+        <w:rPr>
+          <w:rFonts w:ascii="Microsoft YaHei" w:hAnsi="Microsoft YaHei" w:eastAsia="Microsoft YaHei"/>
+          <w:b/>
+          <w:color w:val="5B47D6"/>
+          <w:sz w:val="26"/>
+        </w:rPr>
+        <w:t>2.6 主题、托盘与设置</w:t>
+      </w:r>
+    </w:p>
+    <w:p>
+      <w:pPr>
+        <w:spacing w:after="120" w:line="317" w:lineRule="auto"/>
+      </w:pPr>
+      <w:r>
+        <w:rPr>
+          <w:rFonts w:ascii="Microsoft YaHei" w:hAnsi="Microsoft YaHei" w:eastAsia="Microsoft YaHei"/>
+          <w:b w:val="0"/>
+          <w:color w:val="1B202E"/>
+          <w:sz w:val="21"/>
+        </w:rPr>
+        <w:t>设置页提供深色、浅色、跟随系统三种主题。切换会立即更新 QSS、QPalette、原生标题栏、图表、开关、卡片和图标颜色，并重建主窗口内容；当前页面与计时服务保持不变。跟随系统每 3 秒读取一次 Windows 个性化设置。</w:t>
+      </w:r>
+    </w:p>
+    <w:p>
+      <w:pPr>
+        <w:keepNext/>
+        <w:spacing w:before="80" w:after="60"/>
+        <w:jc w:val="center"/>
+      </w:pPr>
+      <w:r>
+        <w:drawing>
+          <wp:inline xmlns:a="http://schemas.openxmlformats.org/drawingml/2006/main" xmlns:pic="http://schemas.openxmlformats.org/drawingml/2006/picture">
+            <wp:extent cx="5832000" cy="3888000"/>
+            <wp:docPr id="8" name="Picture 8"/>
+            <wp:cNvGraphicFramePr>
+              <a:graphicFrameLocks noChangeAspect="1"/>
+            </wp:cNvGraphicFramePr>
+            <a:graphic>
+              <a:graphicData uri="http://schemas.openxmlformats.org/drawingml/2006/picture">
+                <pic:pic>
+                  <pic:nvPicPr>
+                    <pic:cNvPr id="0" name="10-settings-light.png"/>
+                    <pic:cNvPicPr/>
+                  </pic:nvPicPr>
+                  <pic:blipFill>
+                    <a:blip r:embed="rId18"/>
+                    <a:stretch>
+                      <a:fillRect/>
+                    </a:stretch>
+                  </pic:blipFill>
+                  <pic:spPr>
+                    <a:xfrm>
+                      <a:off x="0" y="0"/>
+                      <a:ext cx="5832000" cy="3888000"/>
+                    </a:xfrm>
+                    <a:prstGeom prst="rect"/>
+                  </pic:spPr>
+                </pic:pic>
+              </a:graphicData>
+            </a:graphic>
+          </wp:inline>
+        </w:drawing>
+      </w:r>
+    </w:p>
+    <w:p>
+      <w:pPr>
+        <w:spacing w:after="200"/>
+        <w:jc w:val="center"/>
+      </w:pPr>
+      <w:r>
+        <w:rPr>
+          <w:rFonts w:ascii="Microsoft YaHei" w:hAnsi="Microsoft YaHei" w:eastAsia="Microsoft YaHei"/>
+          <w:b w:val="0"/>
+          <w:color w:val="666F84"/>
+          <w:sz w:val="17"/>
+        </w:rPr>
+        <w:t>图 7  浅色主题与设置：主题选择器、托盘、通知、数据</w:t>
+      </w:r>
+    </w:p>
+    <w:p>
+      <w:pPr>
+        <w:spacing w:after="120" w:line="317" w:lineRule="auto"/>
+      </w:pPr>
+      <w:r>
+        <w:rPr>
+          <w:rFonts w:ascii="Microsoft YaHei" w:hAnsi="Microsoft YaHei" w:eastAsia="Microsoft YaHei"/>
+          <w:b w:val="0"/>
+          <w:color w:val="1B202E"/>
+          <w:sz w:val="21"/>
+        </w:rPr>
+        <w:t>关闭主窗口默认隐藏到托盘，计时继续；托盘菜单可打开主界面、查看计时状态或退出。设置还提供关闭到托盘、开机自启、启动时最小化、计时通知、打开数据目录与 CSV 导出。开机自启只写当前用户注册表，不需要管理员权限。</w:t>
       </w:r>
     </w:p>
     <w:p>
@@ -2675,7 +2834,7 @@
         <w:drawing>
           <wp:inline xmlns:a="http://schemas.openxmlformats.org/drawingml/2006/main" xmlns:pic="http://schemas.openxmlformats.org/drawingml/2006/picture">
             <wp:extent cx="5328000" cy="4626947"/>
-            <wp:docPr id="8" name="Picture 8"/>
+            <wp:docPr id="9" name="Picture 9"/>
             <wp:cNvGraphicFramePr>
               <a:graphicFrameLocks noChangeAspect="1"/>
             </wp:cNvGraphicFramePr>
@@ -2687,7 +2846,7 @@
                     <pic:cNvPicPr/>
                   </pic:nvPicPr>
                   <pic:blipFill>
-                    <a:blip r:embed="rId18"/>
+                    <a:blip r:embed="rId19"/>
                     <a:stretch>
                       <a:fillRect/>
                     </a:stretch>
@@ -2718,7 +2877,7 @@
           <w:color w:val="666F84"/>
           <w:sz w:val="17"/>
         </w:rPr>
-        <w:t>图 7  卸载后的游戏：保留名称、缓存图标与历史，只显示「文件缺失」</w:t>
+        <w:t>图 8  卸载后的游戏：保留名称、缓存图标与历史，只显示「文件缺失」</w:t>
       </w:r>
     </w:p>
     <w:p>
@@ -2834,7 +2993,7 @@
           <w:color w:val="1B202E"/>
           <w:sz w:val="21"/>
         </w:rPr>
-        <w:t>点击右上角「添加游戏」，选择游戏的启动程序 .exe。</w:t>
+        <w:t>点击「添加游戏」手动选择 exe，或点击「扫描游戏」从候选里勾选。</w:t>
       </w:r>
     </w:p>
     <w:p>
@@ -2883,6 +3042,35 @@
           <w:sz w:val="21"/>
         </w:rPr>
         <w:t>游戏进程出现后自动计时，退出后自动保存。</w:t>
+      </w:r>
+    </w:p>
+    <w:p>
+      <w:pPr>
+        <w:keepNext/>
+        <w:spacing w:before="140" w:after="40"/>
+      </w:pPr>
+      <w:r>
+        <w:rPr>
+          <w:rFonts w:ascii="Microsoft YaHei" w:hAnsi="Microsoft YaHei" w:eastAsia="Microsoft YaHei"/>
+          <w:b/>
+          <w:color w:val="1B202E"/>
+          <w:sz w:val="22"/>
+        </w:rPr>
+        <w:t>扫描添加</w:t>
+      </w:r>
+    </w:p>
+    <w:p>
+      <w:pPr>
+        <w:spacing w:after="120" w:line="317" w:lineRule="auto"/>
+      </w:pPr>
+      <w:r>
+        <w:rPr>
+          <w:rFonts w:ascii="Microsoft YaHei" w:hAnsi="Microsoft YaHei" w:eastAsia="Microsoft YaHei"/>
+          <w:b w:val="0"/>
+          <w:color w:val="1B202E"/>
+          <w:sz w:val="21"/>
+        </w:rPr>
+        <w:t>点击「扫描游戏」后，后台线程读取 Steam、Epic 与常见 Games 目录，结果会显示名称、路径、来源和“已添加”状态。默认全盘扫描所有本地磁盘，可发现 D:\APP2 等自定义目录；可点击「添加文件夹…」补充目录，勾选候选并确认后才写入游戏库。</w:t>
       </w:r>
     </w:p>
     <w:p>
@@ -3825,6 +4013,66 @@
                 <w:color w:val="1B202E"/>
                 <w:sz w:val="18"/>
               </w:rPr>
+              <w:t>Ctrl + Shift + S</w:t>
+            </w:r>
+          </w:p>
+        </w:tc>
+        <w:tc>
+          <w:tcPr>
+            <w:tcW w:type="dxa" w:w="6520"/>
+            <w:tcMar>
+              <w:top w:w="100" w:type="dxa"/>
+              <w:left w:w="130" w:type="dxa"/>
+              <w:bottom w:w="100" w:type="dxa"/>
+              <w:right w:w="130" w:type="dxa"/>
+            </w:tcMar>
+            <w:vAlign w:val="center"/>
+            <w:shd w:val="clear" w:color="auto" w:fill="F7F8FC"/>
+          </w:tcPr>
+          <w:p>
+            <w:pPr>
+              <w:keepNext/>
+              <w:spacing w:after="0" w:line="269" w:lineRule="auto"/>
+            </w:pPr>
+            <w:r>
+              <w:rPr>
+                <w:rFonts w:ascii="Microsoft YaHei" w:hAnsi="Microsoft YaHei" w:eastAsia="Microsoft YaHei"/>
+                <w:b w:val="0"/>
+                <w:color w:val="1B202E"/>
+                <w:sz w:val="18"/>
+              </w:rPr>
+              <w:t>扫描游戏</w:t>
+            </w:r>
+          </w:p>
+        </w:tc>
+      </w:tr>
+      <w:tr>
+        <w:trPr>
+          <w:cantSplit/>
+        </w:trPr>
+        <w:tc>
+          <w:tcPr>
+            <w:tcW w:type="dxa" w:w="2835"/>
+            <w:tcMar>
+              <w:top w:w="100" w:type="dxa"/>
+              <w:left w:w="130" w:type="dxa"/>
+              <w:bottom w:w="100" w:type="dxa"/>
+              <w:right w:w="130" w:type="dxa"/>
+            </w:tcMar>
+            <w:vAlign w:val="center"/>
+          </w:tcPr>
+          <w:p>
+            <w:pPr>
+              <w:keepNext/>
+              <w:spacing w:after="0" w:line="269" w:lineRule="auto"/>
+            </w:pPr>
+            <w:r>
+              <w:rPr>
+                <w:rFonts w:ascii="Microsoft YaHei" w:hAnsi="Microsoft YaHei" w:eastAsia="Microsoft YaHei"/>
+                <w:b w:val="0"/>
+                <w:color w:val="1B202E"/>
+                <w:sz w:val="18"/>
+              </w:rPr>
               <w:t>Ctrl + F</w:t>
             </w:r>
           </w:p>
@@ -3839,7 +4087,6 @@
               <w:right w:w="130" w:type="dxa"/>
             </w:tcMar>
             <w:vAlign w:val="center"/>
-            <w:shd w:val="clear" w:color="auto" w:fill="F7F8FC"/>
           </w:tcPr>
           <w:p>
             <w:pPr>
@@ -3872,6 +4119,7 @@
               <w:right w:w="130" w:type="dxa"/>
             </w:tcMar>
             <w:vAlign w:val="center"/>
+            <w:shd w:val="clear" w:color="auto" w:fill="F7F8FC"/>
           </w:tcPr>
           <w:p>
             <w:pPr>
@@ -3898,6 +4146,7 @@
               <w:right w:w="130" w:type="dxa"/>
             </w:tcMar>
             <w:vAlign w:val="center"/>
+            <w:shd w:val="clear" w:color="auto" w:fill="F7F8FC"/>
           </w:tcPr>
           <w:p>
             <w:pPr>
@@ -4871,7 +5120,7 @@
           <w:color w:val="1B202E"/>
           <w:sz w:val="21"/>
         </w:rPr>
-        <w:t>计时、SQLite、图标、进程、CSV 等核心逻辑用 Python 实现直接、可测试；服务层不依赖 GUI。</w:t>
+        <w:t>计时、SQLite、图标、进程、扫描、主题、CSV 等核心逻辑用 Python 实现直接、可测试。</w:t>
       </w:r>
     </w:p>
     <w:p>
@@ -4920,6 +5169,30 @@
           <w:sz w:val="21"/>
         </w:rPr>
         <w:t>QSystemTrayIcon、QProcess、QFileIconProvider、QLocalServer 等能力可直接使用。</w:t>
+      </w:r>
+    </w:p>
+    <w:p>
+      <w:pPr>
+        <w:pStyle w:val="ListBullet"/>
+        <w:spacing w:after="60" w:line="300" w:lineRule="auto"/>
+      </w:pPr>
+      <w:r>
+        <w:rPr>
+          <w:rFonts w:ascii="Microsoft YaHei" w:hAnsi="Microsoft YaHei" w:eastAsia="Microsoft YaHei"/>
+          <w:b/>
+          <w:color w:val="1B202E"/>
+          <w:sz w:val="21"/>
+        </w:rPr>
+        <w:t>主题能力：</w:t>
+      </w:r>
+      <w:r>
+        <w:rPr>
+          <w:rFonts w:ascii="Microsoft YaHei" w:hAnsi="Microsoft YaHei" w:eastAsia="Microsoft YaHei"/>
+          <w:b w:val="0"/>
+          <w:color w:val="1B202E"/>
+          <w:sz w:val="21"/>
+        </w:rPr>
+        <w:t>QSS + QPalette + 自绘控件可完成完整深浅色主题，不需要 Web UI。</w:t>
       </w:r>
     </w:p>
     <w:p>
@@ -5441,7 +5714,7 @@
         <w:drawing>
           <wp:inline xmlns:a="http://schemas.openxmlformats.org/drawingml/2006/main" xmlns:pic="http://schemas.openxmlformats.org/drawingml/2006/picture">
             <wp:extent cx="5832000" cy="3668516"/>
-            <wp:docPr id="9" name="Picture 9"/>
+            <wp:docPr id="10" name="Picture 10"/>
             <wp:cNvGraphicFramePr>
               <a:graphicFrameLocks noChangeAspect="1"/>
             </wp:cNvGraphicFramePr>
@@ -5453,7 +5726,7 @@
                     <pic:cNvPicPr/>
                   </pic:nvPicPr>
                   <pic:blipFill>
-                    <a:blip r:embed="rId19"/>
+                    <a:blip r:embed="rId20"/>
                     <a:stretch>
                       <a:fillRect/>
                     </a:stretch>
@@ -5484,7 +5757,21 @@
           <w:color w:val="666F84"/>
           <w:sz w:val="17"/>
         </w:rPr>
-        <w:t>图 8  架构：UI 层、服务层与持久化 / 系统层</w:t>
+        <w:t>图 9  架构：UI 层、服务层与持久化 / 系统层</w:t>
+      </w:r>
+    </w:p>
+    <w:p>
+      <w:pPr>
+        <w:spacing w:after="120" w:line="317" w:lineRule="auto"/>
+      </w:pPr>
+      <w:r>
+        <w:rPr>
+          <w:rFonts w:ascii="Microsoft YaHei" w:hAnsi="Microsoft YaHei" w:eastAsia="Microsoft YaHei"/>
+          <w:b w:val="0"/>
+          <w:color w:val="666F84"/>
+          <w:sz w:val="21"/>
+        </w:rPr>
+        <w:t>图中的服务层为核心计时/存储链路；扫描线程（GameScanner / ScanThread）与主题管理（ThemeManager）分别在 5.2、5.3 展开，二者都不会绕过“用户确认”和“游戏库”边界。</w:t>
       </w:r>
     </w:p>
     <w:p>
@@ -5542,7 +5829,7 @@
           <w:color w:val="1B202E"/>
           <w:sz w:val="21"/>
         </w:rPr>
-        <w:t>ProcessScanner 每轮返回系统中所有可读进程的规范化 exe 路径集合。TrackingEngine 取游戏库中的所有游戏，用游戏 exe 路径与进程集合求交集。没有目录扫描、没有进程名猜测、没有商店 API。即使未知 exe 正在运行，也不会被加入游戏库。</w:t>
+        <w:t>ProcessScanner 每轮返回系统中所有可读进程的规范化 exe 路径集合。TrackingEngine 取游戏库中的所有游戏，用游戏 exe 路径与进程集合求交集。计时链路没有目录扫描、进程名猜测或商店 API；扫描候选必须经用户确认后才会进入游戏库，因此未知 exe 即使正在运行也不会被计时。</w:t>
       </w:r>
     </w:p>
     <w:p>
@@ -5624,7 +5911,81 @@
           <w:color w:val="5B47D6"/>
           <w:sz w:val="26"/>
         </w:rPr>
-        <w:t>5.2 会话与时间精度</w:t>
+        <w:t>5.2 自动扫描链路</w:t>
+      </w:r>
+    </w:p>
+    <w:p>
+      <w:pPr>
+        <w:spacing w:after="120" w:line="317" w:lineRule="auto"/>
+      </w:pPr>
+      <w:r>
+        <w:rPr>
+          <w:rFonts w:ascii="Microsoft YaHei" w:hAnsi="Microsoft YaHei" w:eastAsia="Microsoft YaHei"/>
+          <w:b w:val="0"/>
+          <w:color w:val="1B202E"/>
+          <w:sz w:val="21"/>
+        </w:rPr>
+        <w:t>点击「扫描游戏」后，后台线程读取 Steam、Epic、常见 Games 目录，并默认遍历所有本地固定磁盘。全盘扫描会跳过 Windows、WinSxS、WindowsApps、包缓存与开发缓存，按路径特征、文件大小、目录层级评分，过滤安装器、运行库、平台启动器、微端/网页客户端和已知工具。结果只作为候选返回，必须由用户勾选确认后才调用 GameService.add_game() 写入游戏库。</w:t>
+      </w:r>
+    </w:p>
+    <w:p>
+      <w:pPr>
+        <w:spacing w:after="120" w:line="317" w:lineRule="auto"/>
+      </w:pPr>
+      <w:r>
+        <w:rPr>
+          <w:rFonts w:ascii="Microsoft YaHei" w:hAnsi="Microsoft YaHei" w:eastAsia="Microsoft YaHei"/>
+          <w:b w:val="0"/>
+          <w:color w:val="666F84"/>
+          <w:sz w:val="21"/>
+        </w:rPr>
+        <w:t>平台清单通常准确；全盘/目录启发式仍可能把启动器或工具列为候选，因此界面会显示路径与来源，并强制确认。全盘扫描本机约 10–25 秒，可取消勾选做快速扫描；关闭扫描对话框会中断后台线程，未确认的结果不会入库。</w:t>
+      </w:r>
+    </w:p>
+    <w:p>
+      <w:pPr>
+        <w:pStyle w:val="Heading2"/>
+        <w:keepNext/>
+        <w:spacing w:before="240" w:after="80"/>
+      </w:pPr>
+      <w:r>
+        <w:rPr>
+          <w:rFonts w:ascii="Microsoft YaHei" w:hAnsi="Microsoft YaHei" w:eastAsia="Microsoft YaHei"/>
+          <w:b/>
+          <w:color w:val="5B47D6"/>
+          <w:sz w:val="26"/>
+        </w:rPr>
+        <w:t>5.3 主题管理</w:t>
+      </w:r>
+    </w:p>
+    <w:p>
+      <w:pPr>
+        <w:spacing w:after="120" w:line="317" w:lineRule="auto"/>
+      </w:pPr>
+      <w:r>
+        <w:rPr>
+          <w:rFonts w:ascii="Microsoft YaHei" w:hAnsi="Microsoft YaHei" w:eastAsia="Microsoft YaHei"/>
+          <w:b w:val="0"/>
+          <w:color w:val="1B202E"/>
+          <w:sz w:val="21"/>
+        </w:rPr>
+        <w:t>ui/theme.py 维护 COLORS_DARK / COLORS_LIGHT 两套调色板和完整 QSS。切换时更新全局 COLORS、Qt QPalette 与样式表，重建主窗口内容并更新原生标题栏明暗。主窗口重建时保留当前页面、计时服务、托盘和快捷键；“跟随系统”每 3 秒读取 AppsUseLightTheme，在无模态窗口时自动应用。</w:t>
+      </w:r>
+    </w:p>
+    <w:p>
+      <w:pPr>
+        <w:pStyle w:val="Heading2"/>
+        <w:keepNext/>
+        <w:spacing w:before="240" w:after="80"/>
+      </w:pPr>
+      <w:r>
+        <w:rPr>
+          <w:rFonts w:ascii="Microsoft YaHei" w:hAnsi="Microsoft YaHei" w:eastAsia="Microsoft YaHei"/>
+          <w:b/>
+          <w:color w:val="5B47D6"/>
+          <w:sz w:val="26"/>
+        </w:rPr>
+        <w:t>5.4 会话与时间精度</w:t>
       </w:r>
     </w:p>
     <w:p>
@@ -5798,7 +6159,7 @@
           <w:color w:val="5B47D6"/>
           <w:sz w:val="26"/>
         </w:rPr>
-        <w:t>5.3 统计与跨午夜</w:t>
+        <w:t>5.5 统计与跨午夜</w:t>
       </w:r>
     </w:p>
     <w:p>
@@ -5828,7 +6189,7 @@
           <w:color w:val="5B47D6"/>
           <w:sz w:val="26"/>
         </w:rPr>
-        <w:t>5.4 卸载状态如何保证</w:t>
+        <w:t>5.6 卸载状态如何保证</w:t>
       </w:r>
     </w:p>
     <w:p>
@@ -5853,6 +6214,30 @@
           <w:sz w:val="21"/>
         </w:rPr>
         <w:t>图标在添加时复制到 icons/，数据库只存相对文件名，读取时校验路径必须在 icons 目录内。</w:t>
+      </w:r>
+    </w:p>
+    <w:p>
+      <w:pPr>
+        <w:pStyle w:val="ListBullet"/>
+        <w:spacing w:after="60" w:line="300" w:lineRule="auto"/>
+      </w:pPr>
+      <w:r>
+        <w:rPr>
+          <w:rFonts w:ascii="Microsoft YaHei" w:hAnsi="Microsoft YaHei" w:eastAsia="Microsoft YaHei"/>
+          <w:b/>
+          <w:color w:val="1B202E"/>
+          <w:sz w:val="21"/>
+        </w:rPr>
+        <w:t>提取：</w:t>
+      </w:r>
+      <w:r>
+        <w:rPr>
+          <w:rFonts w:ascii="Microsoft YaHei" w:hAnsi="Microsoft YaHei" w:eastAsia="Microsoft YaHei"/>
+          <w:b w:val="0"/>
+          <w:color w:val="1B202E"/>
+          <w:sz w:val="21"/>
+        </w:rPr>
+        <w:t>通过 Windows Shell 读取 exe 的真实图标，裁掉透明留白并归一化为 256×256；旧版小图标缓存会在升级后自动修复一次。</w:t>
       </w:r>
     </w:p>
     <w:p>
@@ -5940,7 +6325,7 @@
           <w:color w:val="5B47D6"/>
           <w:sz w:val="26"/>
         </w:rPr>
-        <w:t>5.5 单实例与托盘</w:t>
+        <w:t>5.7 单实例与托盘</w:t>
       </w:r>
     </w:p>
     <w:p>
@@ -5970,7 +6355,7 @@
           <w:color w:val="5B47D6"/>
           <w:sz w:val="26"/>
         </w:rPr>
-        <w:t>5.6 数据库结构</w:t>
+        <w:t>5.8 数据库结构</w:t>
       </w:r>
     </w:p>
     <w:p>
@@ -6089,7 +6474,7 @@
           <w:color w:val="1B202E"/>
           <w:sz w:val="21"/>
         </w:rPr>
-        <w:t>测试在 Windows 11 x64、Python 3.14.3、PySide6 6.12.0 环境完成。自动化覆盖数据层、游戏库、计时引擎、统计、UI 与真实进程；打包版另行执行 smoke test、单实例、托盘与端到端自动计时。完整明细见 docs/测试报告.md。</w:t>
+        <w:t>测试在 Windows 11 x64、Python 3.14.3、PySide6 6.12.0 环境完成。自动化覆盖数据层、游戏库、计时引擎、扫描、主题、统计、UI 与真实进程；打包版另行执行 smoke test、单实例、托盘与端到端自动计时。完整明细见 docs/测试报告.md。</w:t>
       </w:r>
     </w:p>
     <w:p>
@@ -6166,7 +6551,7 @@
                 <w:color w:val="484166"/>
                 <w:sz w:val="19"/>
               </w:rPr>
-              <w:t>python -m pytest -q  →  45 passed in 5.15s。未发现阻断使用的缺陷。</w:t>
+              <w:t>python -m pytest -q  →  58 passed。未发现阻断使用的缺陷。</w:t>
             </w:r>
           </w:p>
         </w:tc>
@@ -6751,6 +7136,181 @@
                 <w:color w:val="1B202E"/>
                 <w:sz w:val="17"/>
               </w:rPr>
+              <w:t>test_scanner.py</w:t>
+            </w:r>
+          </w:p>
+        </w:tc>
+        <w:tc>
+          <w:tcPr>
+            <w:tcW w:type="dxa" w:w="1020"/>
+            <w:tcMar>
+              <w:top w:w="100" w:type="dxa"/>
+              <w:left w:w="130" w:type="dxa"/>
+              <w:bottom w:w="100" w:type="dxa"/>
+              <w:right w:w="130" w:type="dxa"/>
+            </w:tcMar>
+            <w:vAlign w:val="center"/>
+            <w:shd w:val="clear" w:color="auto" w:fill="F7F8FC"/>
+          </w:tcPr>
+          <w:p>
+            <w:pPr>
+              <w:keepNext/>
+              <w:spacing w:after="0" w:line="269" w:lineRule="auto"/>
+            </w:pPr>
+            <w:r>
+              <w:rPr>
+                <w:rFonts w:ascii="Microsoft YaHei" w:hAnsi="Microsoft YaHei" w:eastAsia="Microsoft YaHei"/>
+                <w:b w:val="0"/>
+                <w:color w:val="1B202E"/>
+                <w:sz w:val="17"/>
+              </w:rPr>
+              <w:t>8</w:t>
+            </w:r>
+          </w:p>
+        </w:tc>
+        <w:tc>
+          <w:tcPr>
+            <w:tcW w:type="dxa" w:w="5272"/>
+            <w:tcMar>
+              <w:top w:w="100" w:type="dxa"/>
+              <w:left w:w="130" w:type="dxa"/>
+              <w:bottom w:w="100" w:type="dxa"/>
+              <w:right w:w="130" w:type="dxa"/>
+            </w:tcMar>
+            <w:vAlign w:val="center"/>
+            <w:shd w:val="clear" w:color="auto" w:fill="F7F8FC"/>
+          </w:tcPr>
+          <w:p>
+            <w:pPr>
+              <w:keepNext/>
+              <w:spacing w:after="0" w:line="269" w:lineRule="auto"/>
+            </w:pPr>
+            <w:r>
+              <w:rPr>
+                <w:rFonts w:ascii="Microsoft YaHei" w:hAnsi="Microsoft YaHei" w:eastAsia="Microsoft YaHei"/>
+                <w:b w:val="0"/>
+                <w:color w:val="1B202E"/>
+                <w:sz w:val="17"/>
+              </w:rPr>
+              <w:t>Steam/Epic 清单、全盘扫描、注册表命名、自定义目录、去重、过滤</w:t>
+            </w:r>
+          </w:p>
+        </w:tc>
+      </w:tr>
+      <w:tr>
+        <w:trPr>
+          <w:cantSplit/>
+        </w:trPr>
+        <w:tc>
+          <w:tcPr>
+            <w:tcW w:type="dxa" w:w="3005"/>
+            <w:tcMar>
+              <w:top w:w="100" w:type="dxa"/>
+              <w:left w:w="130" w:type="dxa"/>
+              <w:bottom w:w="100" w:type="dxa"/>
+              <w:right w:w="130" w:type="dxa"/>
+            </w:tcMar>
+            <w:vAlign w:val="center"/>
+          </w:tcPr>
+          <w:p>
+            <w:pPr>
+              <w:keepNext/>
+              <w:spacing w:after="0" w:line="269" w:lineRule="auto"/>
+            </w:pPr>
+            <w:r>
+              <w:rPr>
+                <w:rFonts w:ascii="Microsoft YaHei" w:hAnsi="Microsoft YaHei" w:eastAsia="Microsoft YaHei"/>
+                <w:b w:val="0"/>
+                <w:color w:val="1B202E"/>
+                <w:sz w:val="17"/>
+              </w:rPr>
+              <w:t>test_theme.py</w:t>
+            </w:r>
+          </w:p>
+        </w:tc>
+        <w:tc>
+          <w:tcPr>
+            <w:tcW w:type="dxa" w:w="1020"/>
+            <w:tcMar>
+              <w:top w:w="100" w:type="dxa"/>
+              <w:left w:w="130" w:type="dxa"/>
+              <w:bottom w:w="100" w:type="dxa"/>
+              <w:right w:w="130" w:type="dxa"/>
+            </w:tcMar>
+            <w:vAlign w:val="center"/>
+          </w:tcPr>
+          <w:p>
+            <w:pPr>
+              <w:keepNext/>
+              <w:spacing w:after="0" w:line="269" w:lineRule="auto"/>
+            </w:pPr>
+            <w:r>
+              <w:rPr>
+                <w:rFonts w:ascii="Microsoft YaHei" w:hAnsi="Microsoft YaHei" w:eastAsia="Microsoft YaHei"/>
+                <w:b w:val="0"/>
+                <w:color w:val="1B202E"/>
+                <w:sz w:val="17"/>
+              </w:rPr>
+              <w:t>3</w:t>
+            </w:r>
+          </w:p>
+        </w:tc>
+        <w:tc>
+          <w:tcPr>
+            <w:tcW w:type="dxa" w:w="5272"/>
+            <w:tcMar>
+              <w:top w:w="100" w:type="dxa"/>
+              <w:left w:w="130" w:type="dxa"/>
+              <w:bottom w:w="100" w:type="dxa"/>
+              <w:right w:w="130" w:type="dxa"/>
+            </w:tcMar>
+            <w:vAlign w:val="center"/>
+          </w:tcPr>
+          <w:p>
+            <w:pPr>
+              <w:keepNext/>
+              <w:spacing w:after="0" w:line="269" w:lineRule="auto"/>
+            </w:pPr>
+            <w:r>
+              <w:rPr>
+                <w:rFonts w:ascii="Microsoft YaHei" w:hAnsi="Microsoft YaHei" w:eastAsia="Microsoft YaHei"/>
+                <w:b w:val="0"/>
+                <w:color w:val="1B202E"/>
+                <w:sz w:val="17"/>
+              </w:rPr>
+              <w:t>调色板、系统跟随、主窗口主题重建</w:t>
+            </w:r>
+          </w:p>
+        </w:tc>
+      </w:tr>
+      <w:tr>
+        <w:trPr>
+          <w:cantSplit/>
+        </w:trPr>
+        <w:tc>
+          <w:tcPr>
+            <w:tcW w:type="dxa" w:w="3005"/>
+            <w:tcMar>
+              <w:top w:w="100" w:type="dxa"/>
+              <w:left w:w="130" w:type="dxa"/>
+              <w:bottom w:w="100" w:type="dxa"/>
+              <w:right w:w="130" w:type="dxa"/>
+            </w:tcMar>
+            <w:vAlign w:val="center"/>
+            <w:shd w:val="clear" w:color="auto" w:fill="F7F8FC"/>
+          </w:tcPr>
+          <w:p>
+            <w:pPr>
+              <w:keepNext/>
+              <w:spacing w:after="0" w:line="269" w:lineRule="auto"/>
+            </w:pPr>
+            <w:r>
+              <w:rPr>
+                <w:rFonts w:ascii="Microsoft YaHei" w:hAnsi="Microsoft YaHei" w:eastAsia="Microsoft YaHei"/>
+                <w:b w:val="0"/>
+                <w:color w:val="1B202E"/>
+                <w:sz w:val="17"/>
+              </w:rPr>
               <w:t>test_ui.py</w:t>
             </w:r>
           </w:p>
@@ -6779,7 +7339,7 @@
                 <w:color w:val="1B202E"/>
                 <w:sz w:val="17"/>
               </w:rPr>
-              <w:t>12</w:t>
+              <w:t>14</w:t>
             </w:r>
           </w:p>
         </w:tc>
@@ -6807,7 +7367,7 @@
                 <w:color w:val="1B202E"/>
                 <w:sz w:val="17"/>
               </w:rPr>
-              <w:t>导航、添加、卸载状态、手动计时、删除、统计、关闭到托盘</w:t>
+              <w:t>导航、添加、扫描确认、卸载状态、手动计时、删除、托盘</w:t>
             </w:r>
           </w:p>
         </w:tc>
@@ -6952,7 +7512,7 @@
                 <w:color w:val="1B202E"/>
                 <w:sz w:val="17"/>
               </w:rPr>
-              <w:t>45</w:t>
+              <w:t>58</w:t>
             </w:r>
           </w:p>
         </w:tc>
@@ -7000,7 +7560,7 @@
           <w:color w:val="666F84"/>
           <w:sz w:val="21"/>
         </w:rPr>
-        <w:t>关键断言包括：删除 exe 后缓存图标仍在、详情所有文本不含“未知”、模拟 3600 秒睡眠间隔只累计 5 秒、23:30–00:30 会话拆分为 1800+1800 秒、真实进程生成的自动会话时长为 6 秒。</w:t>
+        <w:t>关键断言包括：卸载后详情所有文本不含“未知”、模拟 3600 秒睡眠间隔只累计 5 秒、23:30–00:30 会话拆分为 1800+1800 秒、真实进程自动会话 6 秒、浅色主题重启后生效、扫描结果必须确认才入库。</w:t>
       </w:r>
     </w:p>
     <w:p>
@@ -7247,6 +7807,66 @@
                 <w:color w:val="1B202E"/>
                 <w:sz w:val="18"/>
               </w:rPr>
+              <w:t>主题启动</w:t>
+            </w:r>
+          </w:p>
+        </w:tc>
+        <w:tc>
+          <w:tcPr>
+            <w:tcW w:type="dxa" w:w="5272"/>
+            <w:tcMar>
+              <w:top w:w="100" w:type="dxa"/>
+              <w:left w:w="130" w:type="dxa"/>
+              <w:bottom w:w="100" w:type="dxa"/>
+              <w:right w:w="130" w:type="dxa"/>
+            </w:tcMar>
+            <w:vAlign w:val="center"/>
+          </w:tcPr>
+          <w:p>
+            <w:pPr>
+              <w:keepNext/>
+              <w:spacing w:after="0" w:line="269" w:lineRule="auto"/>
+            </w:pPr>
+            <w:r>
+              <w:rPr>
+                <w:rFonts w:ascii="Microsoft YaHei" w:hAnsi="Microsoft YaHei" w:eastAsia="Microsoft YaHei"/>
+                <w:b w:val="0"/>
+                <w:color w:val="1B202E"/>
+                <w:sz w:val="18"/>
+              </w:rPr>
+              <w:t>保存浅色主题后重启，theme_effective=light</w:t>
+            </w:r>
+          </w:p>
+        </w:tc>
+      </w:tr>
+      <w:tr>
+        <w:trPr>
+          <w:cantSplit/>
+        </w:trPr>
+        <w:tc>
+          <w:tcPr>
+            <w:tcW w:type="dxa" w:w="3969"/>
+            <w:tcMar>
+              <w:top w:w="100" w:type="dxa"/>
+              <w:left w:w="130" w:type="dxa"/>
+              <w:bottom w:w="100" w:type="dxa"/>
+              <w:right w:w="130" w:type="dxa"/>
+            </w:tcMar>
+            <w:vAlign w:val="center"/>
+            <w:shd w:val="clear" w:color="auto" w:fill="F7F8FC"/>
+          </w:tcPr>
+          <w:p>
+            <w:pPr>
+              <w:keepNext/>
+              <w:spacing w:after="0" w:line="269" w:lineRule="auto"/>
+            </w:pPr>
+            <w:r>
+              <w:rPr>
+                <w:rFonts w:ascii="Microsoft YaHei" w:hAnsi="Microsoft YaHei" w:eastAsia="Microsoft YaHei"/>
+                <w:b/>
+                <w:color w:val="1B202E"/>
+                <w:sz w:val="18"/>
+              </w:rPr>
               <w:t>正常启动</w:t>
             </w:r>
           </w:p>
@@ -7261,6 +7881,7 @@
               <w:right w:w="130" w:type="dxa"/>
             </w:tcMar>
             <w:vAlign w:val="center"/>
+            <w:shd w:val="clear" w:color="auto" w:fill="F7F8FC"/>
           </w:tcPr>
           <w:p>
             <w:pPr>
@@ -7293,7 +7914,6 @@
               <w:right w:w="130" w:type="dxa"/>
             </w:tcMar>
             <w:vAlign w:val="center"/>
-            <w:shd w:val="clear" w:color="auto" w:fill="F7F8FC"/>
           </w:tcPr>
           <w:p>
             <w:pPr>
@@ -7321,6 +7941,66 @@
               <w:right w:w="130" w:type="dxa"/>
             </w:tcMar>
             <w:vAlign w:val="center"/>
+          </w:tcPr>
+          <w:p>
+            <w:pPr>
+              <w:keepNext/>
+              <w:spacing w:after="0" w:line="269" w:lineRule="auto"/>
+            </w:pPr>
+            <w:r>
+              <w:rPr>
+                <w:rFonts w:ascii="Microsoft YaHei" w:hAnsi="Microsoft YaHei" w:eastAsia="Microsoft YaHei"/>
+                <w:b w:val="0"/>
+                <w:color w:val="1B202E"/>
+                <w:sz w:val="18"/>
+              </w:rPr>
+              <w:t>第二实例退出码 0；首实例窗口句柄由 0 变为有效值</w:t>
+            </w:r>
+          </w:p>
+        </w:tc>
+      </w:tr>
+      <w:tr>
+        <w:trPr>
+          <w:cantSplit/>
+        </w:trPr>
+        <w:tc>
+          <w:tcPr>
+            <w:tcW w:type="dxa" w:w="3969"/>
+            <w:tcMar>
+              <w:top w:w="100" w:type="dxa"/>
+              <w:left w:w="130" w:type="dxa"/>
+              <w:bottom w:w="100" w:type="dxa"/>
+              <w:right w:w="130" w:type="dxa"/>
+            </w:tcMar>
+            <w:vAlign w:val="center"/>
+            <w:shd w:val="clear" w:color="auto" w:fill="F7F8FC"/>
+          </w:tcPr>
+          <w:p>
+            <w:pPr>
+              <w:keepNext/>
+              <w:spacing w:after="0" w:line="269" w:lineRule="auto"/>
+            </w:pPr>
+            <w:r>
+              <w:rPr>
+                <w:rFonts w:ascii="Microsoft YaHei" w:hAnsi="Microsoft YaHei" w:eastAsia="Microsoft YaHei"/>
+                <w:b/>
+                <w:color w:val="1B202E"/>
+                <w:sz w:val="18"/>
+              </w:rPr>
+              <w:t>扫描</w:t>
+            </w:r>
+          </w:p>
+        </w:tc>
+        <w:tc>
+          <w:tcPr>
+            <w:tcW w:type="dxa" w:w="5272"/>
+            <w:tcMar>
+              <w:top w:w="100" w:type="dxa"/>
+              <w:left w:w="130" w:type="dxa"/>
+              <w:bottom w:w="100" w:type="dxa"/>
+              <w:right w:w="130" w:type="dxa"/>
+            </w:tcMar>
+            <w:vAlign w:val="center"/>
             <w:shd w:val="clear" w:color="auto" w:fill="F7F8FC"/>
           </w:tcPr>
           <w:p>
@@ -7335,7 +8015,7 @@
                 <w:color w:val="1B202E"/>
                 <w:sz w:val="18"/>
               </w:rPr>
-              <w:t>第二实例退出码 0；首实例窗口句柄由 0 变为有效值</w:t>
+              <w:t>全盘扫描实机发现 8 个候选（含《以闪亮之名》），结果需勾选确认</w:t>
             </w:r>
           </w:p>
         </w:tc>
@@ -8304,6 +8984,126 @@
                 <w:color w:val="1B202E"/>
                 <w:sz w:val="18"/>
               </w:rPr>
+              <w:t>扫描是启发式</w:t>
+            </w:r>
+          </w:p>
+        </w:tc>
+        <w:tc>
+          <w:tcPr>
+            <w:tcW w:type="dxa" w:w="6406"/>
+            <w:tcMar>
+              <w:top w:w="100" w:type="dxa"/>
+              <w:left w:w="130" w:type="dxa"/>
+              <w:bottom w:w="100" w:type="dxa"/>
+              <w:right w:w="130" w:type="dxa"/>
+            </w:tcMar>
+            <w:vAlign w:val="center"/>
+          </w:tcPr>
+          <w:p>
+            <w:pPr>
+              <w:keepNext/>
+              <w:spacing w:after="0" w:line="269" w:lineRule="auto"/>
+            </w:pPr>
+            <w:r>
+              <w:rPr>
+                <w:rFonts w:ascii="Microsoft YaHei" w:hAnsi="Microsoft YaHei" w:eastAsia="Microsoft YaHei"/>
+                <w:b w:val="0"/>
+                <w:color w:val="1B202E"/>
+                <w:sz w:val="18"/>
+              </w:rPr>
+              <w:t>全盘扫描可能列出启动器/工具；默认只保留评分较高的候选，添加前核对</w:t>
+            </w:r>
+          </w:p>
+        </w:tc>
+      </w:tr>
+      <w:tr>
+        <w:trPr>
+          <w:cantSplit/>
+        </w:trPr>
+        <w:tc>
+          <w:tcPr>
+            <w:tcW w:type="dxa" w:w="2835"/>
+            <w:tcMar>
+              <w:top w:w="100" w:type="dxa"/>
+              <w:left w:w="130" w:type="dxa"/>
+              <w:bottom w:w="100" w:type="dxa"/>
+              <w:right w:w="130" w:type="dxa"/>
+            </w:tcMar>
+            <w:vAlign w:val="center"/>
+            <w:shd w:val="clear" w:color="auto" w:fill="F7F8FC"/>
+          </w:tcPr>
+          <w:p>
+            <w:pPr>
+              <w:keepNext/>
+              <w:spacing w:after="0" w:line="269" w:lineRule="auto"/>
+            </w:pPr>
+            <w:r>
+              <w:rPr>
+                <w:rFonts w:ascii="Microsoft YaHei" w:hAnsi="Microsoft YaHei" w:eastAsia="Microsoft YaHei"/>
+                <w:b/>
+                <w:color w:val="1B202E"/>
+                <w:sz w:val="18"/>
+              </w:rPr>
+              <w:t>全盘扫描耗时</w:t>
+            </w:r>
+          </w:p>
+        </w:tc>
+        <w:tc>
+          <w:tcPr>
+            <w:tcW w:type="dxa" w:w="6406"/>
+            <w:tcMar>
+              <w:top w:w="100" w:type="dxa"/>
+              <w:left w:w="130" w:type="dxa"/>
+              <w:bottom w:w="100" w:type="dxa"/>
+              <w:right w:w="130" w:type="dxa"/>
+            </w:tcMar>
+            <w:vAlign w:val="center"/>
+            <w:shd w:val="clear" w:color="auto" w:fill="F7F8FC"/>
+          </w:tcPr>
+          <w:p>
+            <w:pPr>
+              <w:keepNext/>
+              <w:spacing w:after="0" w:line="269" w:lineRule="auto"/>
+            </w:pPr>
+            <w:r>
+              <w:rPr>
+                <w:rFonts w:ascii="Microsoft YaHei" w:hAnsi="Microsoft YaHei" w:eastAsia="Microsoft YaHei"/>
+                <w:b w:val="0"/>
+                <w:color w:val="1B202E"/>
+                <w:sz w:val="18"/>
+              </w:rPr>
+              <w:t>需遍历所有本地磁盘，本机约 10–25 秒；可取消勾选改用快速扫描</w:t>
+            </w:r>
+          </w:p>
+        </w:tc>
+      </w:tr>
+      <w:tr>
+        <w:trPr>
+          <w:cantSplit/>
+        </w:trPr>
+        <w:tc>
+          <w:tcPr>
+            <w:tcW w:type="dxa" w:w="2835"/>
+            <w:tcMar>
+              <w:top w:w="100" w:type="dxa"/>
+              <w:left w:w="130" w:type="dxa"/>
+              <w:bottom w:w="100" w:type="dxa"/>
+              <w:right w:w="130" w:type="dxa"/>
+            </w:tcMar>
+            <w:vAlign w:val="center"/>
+          </w:tcPr>
+          <w:p>
+            <w:pPr>
+              <w:keepNext/>
+              <w:spacing w:after="0" w:line="269" w:lineRule="auto"/>
+            </w:pPr>
+            <w:r>
+              <w:rPr>
+                <w:rFonts w:ascii="Microsoft YaHei" w:hAnsi="Microsoft YaHei" w:eastAsia="Microsoft YaHei"/>
+                <w:b/>
+                <w:color w:val="1B202E"/>
+                <w:sz w:val="18"/>
+              </w:rPr>
               <w:t>按 exe 完整路径匹配</w:t>
             </w:r>
           </w:p>
@@ -8364,6 +9164,66 @@
                 <w:color w:val="1B202E"/>
                 <w:sz w:val="18"/>
               </w:rPr>
+              <w:t>跟随系统延迟</w:t>
+            </w:r>
+          </w:p>
+        </w:tc>
+        <w:tc>
+          <w:tcPr>
+            <w:tcW w:type="dxa" w:w="6406"/>
+            <w:tcMar>
+              <w:top w:w="100" w:type="dxa"/>
+              <w:left w:w="130" w:type="dxa"/>
+              <w:bottom w:w="100" w:type="dxa"/>
+              <w:right w:w="130" w:type="dxa"/>
+            </w:tcMar>
+            <w:vAlign w:val="center"/>
+            <w:shd w:val="clear" w:color="auto" w:fill="F7F8FC"/>
+          </w:tcPr>
+          <w:p>
+            <w:pPr>
+              <w:keepNext/>
+              <w:spacing w:after="0" w:line="269" w:lineRule="auto"/>
+            </w:pPr>
+            <w:r>
+              <w:rPr>
+                <w:rFonts w:ascii="Microsoft YaHei" w:hAnsi="Microsoft YaHei" w:eastAsia="Microsoft YaHei"/>
+                <w:b w:val="0"/>
+                <w:color w:val="1B202E"/>
+                <w:sz w:val="18"/>
+              </w:rPr>
+              <w:t>每 3 秒检测；读取失败回退深色，模态窗口期间延后应用</w:t>
+            </w:r>
+          </w:p>
+        </w:tc>
+      </w:tr>
+      <w:tr>
+        <w:trPr>
+          <w:cantSplit/>
+        </w:trPr>
+        <w:tc>
+          <w:tcPr>
+            <w:tcW w:type="dxa" w:w="2835"/>
+            <w:tcMar>
+              <w:top w:w="100" w:type="dxa"/>
+              <w:left w:w="130" w:type="dxa"/>
+              <w:bottom w:w="100" w:type="dxa"/>
+              <w:right w:w="130" w:type="dxa"/>
+            </w:tcMar>
+            <w:vAlign w:val="center"/>
+          </w:tcPr>
+          <w:p>
+            <w:pPr>
+              <w:keepNext/>
+              <w:spacing w:after="0" w:line="269" w:lineRule="auto"/>
+            </w:pPr>
+            <w:r>
+              <w:rPr>
+                <w:rFonts w:ascii="Microsoft YaHei" w:hAnsi="Microsoft YaHei" w:eastAsia="Microsoft YaHei"/>
+                <w:b/>
+                <w:color w:val="1B202E"/>
+                <w:sz w:val="18"/>
+              </w:rPr>
               <w:t>非反作弊 / 非平台插件</w:t>
             </w:r>
           </w:p>
@@ -8378,7 +9238,6 @@
               <w:right w:w="130" w:type="dxa"/>
             </w:tcMar>
             <w:vAlign w:val="center"/>
-            <w:shd w:val="clear" w:color="auto" w:fill="F7F8FC"/>
           </w:tcPr>
           <w:p>
             <w:pPr>
@@ -8411,6 +9270,7 @@
               <w:right w:w="130" w:type="dxa"/>
             </w:tcMar>
             <w:vAlign w:val="center"/>
+            <w:shd w:val="clear" w:color="auto" w:fill="F7F8FC"/>
           </w:tcPr>
           <w:p>
             <w:pPr>
@@ -8438,6 +9298,7 @@
               <w:right w:w="130" w:type="dxa"/>
             </w:tcMar>
             <w:vAlign w:val="center"/>
+            <w:shd w:val="clear" w:color="auto" w:fill="F7F8FC"/>
           </w:tcPr>
           <w:p>
             <w:pPr>
@@ -8470,7 +9331,6 @@
               <w:right w:w="130" w:type="dxa"/>
             </w:tcMar>
             <w:vAlign w:val="center"/>
-            <w:shd w:val="clear" w:color="auto" w:fill="F7F8FC"/>
           </w:tcPr>
           <w:p>
             <w:pPr>
@@ -8498,7 +9358,6 @@
               <w:right w:w="130" w:type="dxa"/>
             </w:tcMar>
             <w:vAlign w:val="center"/>
-            <w:shd w:val="clear" w:color="auto" w:fill="F7F8FC"/>
           </w:tcPr>
           <w:p>
             <w:pPr>
@@ -8531,6 +9390,7 @@
               <w:right w:w="130" w:type="dxa"/>
             </w:tcMar>
             <w:vAlign w:val="center"/>
+            <w:shd w:val="clear" w:color="auto" w:fill="F7F8FC"/>
           </w:tcPr>
           <w:p>
             <w:pPr>
@@ -8558,6 +9418,7 @@
               <w:right w:w="130" w:type="dxa"/>
             </w:tcMar>
             <w:vAlign w:val="center"/>
+            <w:shd w:val="clear" w:color="auto" w:fill="F7F8FC"/>
           </w:tcPr>
           <w:p>
             <w:pPr>
@@ -8590,7 +9451,6 @@
               <w:right w:w="130" w:type="dxa"/>
             </w:tcMar>
             <w:vAlign w:val="center"/>
-            <w:shd w:val="clear" w:color="auto" w:fill="F7F8FC"/>
           </w:tcPr>
           <w:p>
             <w:pPr>
@@ -8618,7 +9478,6 @@
               <w:right w:w="130" w:type="dxa"/>
             </w:tcMar>
             <w:vAlign w:val="center"/>
-            <w:shd w:val="clear" w:color="auto" w:fill="F7F8FC"/>
           </w:tcPr>
           <w:p>
             <w:pPr>
@@ -8651,6 +9510,7 @@
               <w:right w:w="130" w:type="dxa"/>
             </w:tcMar>
             <w:vAlign w:val="center"/>
+            <w:shd w:val="clear" w:color="auto" w:fill="F7F8FC"/>
           </w:tcPr>
           <w:p>
             <w:pPr>
@@ -8678,6 +9538,7 @@
               <w:right w:w="130" w:type="dxa"/>
             </w:tcMar>
             <w:vAlign w:val="center"/>
+            <w:shd w:val="clear" w:color="auto" w:fill="F7F8FC"/>
           </w:tcPr>
           <w:p>
             <w:pPr>
@@ -8710,7 +9571,6 @@
               <w:right w:w="130" w:type="dxa"/>
             </w:tcMar>
             <w:vAlign w:val="center"/>
-            <w:shd w:val="clear" w:color="auto" w:fill="F7F8FC"/>
           </w:tcPr>
           <w:p>
             <w:pPr>
@@ -8737,7 +9597,6 @@
               <w:right w:w="130" w:type="dxa"/>
             </w:tcMar>
             <w:vAlign w:val="center"/>
-            <w:shd w:val="clear" w:color="auto" w:fill="F7F8FC"/>
           </w:tcPr>
           <w:p>
             <w:pPr>
@@ -8788,7 +9647,7 @@
           <w:color w:val="1B202E"/>
           <w:sz w:val="21"/>
         </w:rPr>
-        <w:t>游时没有网络请求、账号、遥测或广告。数据只写入 %LOCALAPPDATA%\GameTime。日志只记录启动、计时事件与错误堆栈，不记录游戏文件内容。CSV 导出由用户主动触发。卸载软件不会自动删除数据；彻底清除需手动删除该目录。</w:t>
+        <w:t>游时没有网络请求、账号、遥测或广告。数据只写入 %LOCALAPPDATA%\GameTime。扫描只读取本机平台清单与目录，结果仅在本地展示、不上传；日志只记录启动、计时事件与错误堆栈，不记录游戏文件内容。CSV 导出由用户主动触发。卸载软件不会自动删除数据；彻底清除需手动删除该目录。</w:t>
       </w:r>
     </w:p>
     <w:p>
@@ -9003,7 +9862,7 @@
                 <w:color w:val="1B202E"/>
                 <w:sz w:val="18"/>
               </w:rPr>
-              <w:t>dist\GameTime-1.0.0-win64-portable.zip</w:t>
+              <w:t>dist\GameTime-1.1.2-win64-portable.zip</w:t>
             </w:r>
           </w:p>
         </w:tc>
@@ -9271,7 +10130,7 @@
                 <w:color w:val="1B202E"/>
                 <w:sz w:val="18"/>
               </w:rPr>
-              <w:t>完整源码与 45 项测试</w:t>
+              <w:t>完整源码与 58 项测试</w:t>
             </w:r>
           </w:p>
         </w:tc>
@@ -9353,6 +10212,7 @@
           </w:tcPr>
           <w:p>
             <w:pPr>
+              <w:keepNext/>
               <w:spacing w:after="0" w:line="269" w:lineRule="auto"/>
             </w:pPr>
             <w:r>
@@ -9380,6 +10240,7 @@
           </w:tcPr>
           <w:p>
             <w:pPr>
+              <w:keepNext/>
               <w:spacing w:after="0" w:line="269" w:lineRule="auto"/>
             </w:pPr>
             <w:r>
@@ -9390,6 +10251,63 @@
                 <w:sz w:val="18"/>
               </w:rPr>
               <w:t>Windows 托盘 / 自启验证脚本</w:t>
+            </w:r>
+          </w:p>
+        </w:tc>
+      </w:tr>
+      <w:tr>
+        <w:trPr>
+          <w:cantSplit/>
+        </w:trPr>
+        <w:tc>
+          <w:tcPr>
+            <w:tcW w:type="dxa" w:w="4082"/>
+            <w:tcMar>
+              <w:top w:w="100" w:type="dxa"/>
+              <w:left w:w="130" w:type="dxa"/>
+              <w:bottom w:w="100" w:type="dxa"/>
+              <w:right w:w="130" w:type="dxa"/>
+            </w:tcMar>
+            <w:vAlign w:val="center"/>
+          </w:tcPr>
+          <w:p>
+            <w:pPr>
+              <w:spacing w:after="0" w:line="269" w:lineRule="auto"/>
+            </w:pPr>
+            <w:r>
+              <w:rPr>
+                <w:rFonts w:ascii="Microsoft YaHei" w:hAnsi="Microsoft YaHei" w:eastAsia="Microsoft YaHei"/>
+                <w:b/>
+                <w:color w:val="1B202E"/>
+                <w:sz w:val="18"/>
+              </w:rPr>
+              <w:t>scripts\verify_scan_runtime.py</w:t>
+            </w:r>
+          </w:p>
+        </w:tc>
+        <w:tc>
+          <w:tcPr>
+            <w:tcW w:type="dxa" w:w="5102"/>
+            <w:tcMar>
+              <w:top w:w="100" w:type="dxa"/>
+              <w:left w:w="130" w:type="dxa"/>
+              <w:bottom w:w="100" w:type="dxa"/>
+              <w:right w:w="130" w:type="dxa"/>
+            </w:tcMar>
+            <w:vAlign w:val="center"/>
+          </w:tcPr>
+          <w:p>
+            <w:pPr>
+              <w:spacing w:after="0" w:line="269" w:lineRule="auto"/>
+            </w:pPr>
+            <w:r>
+              <w:rPr>
+                <w:rFonts w:ascii="Microsoft YaHei" w:hAnsi="Microsoft YaHei" w:eastAsia="Microsoft YaHei"/>
+                <w:b w:val="0"/>
+                <w:color w:val="1B202E"/>
+                <w:sz w:val="18"/>
+              </w:rPr>
+              <w:t>实机扫描线程验证脚本</w:t>
             </w:r>
           </w:p>
         </w:tc>
@@ -9977,20 +10895,6 @@
           <w:sz w:val="21"/>
         </w:rPr>
         <w:t>游时以动态链接方式使用 Qt / PySide6，未修改 Qt 源码。完整 LGPL/GPL 文本位于包内 LICENSES 目录，第三方组件与源代码链接见 THIRD_PARTY_NOTICES.md。</w:t>
-      </w:r>
-    </w:p>
-    <w:p>
-      <w:pPr>
-        <w:spacing w:after="120" w:line="317" w:lineRule="auto"/>
-      </w:pPr>
-      <w:r>
-        <w:rPr>
-          <w:rFonts w:ascii="Microsoft YaHei" w:hAnsi="Microsoft YaHei" w:eastAsia="Microsoft YaHei"/>
-          <w:b w:val="0"/>
-          <w:color w:val="666F84"/>
-          <w:sz w:val="21"/>
-        </w:rPr>
-        <w:t>游时只做一件事：把你手动选择的桌面游戏，安静、准确地记录下来。没有未知条目，没有云端，没有打扰。希望它能成为你游戏生活里一个可靠的小工具。</w:t>
       </w:r>
     </w:p>
     <w:sectPr>
